--- a/学院赛施工规划.docx
+++ b/学院赛施工规划.docx
@@ -7351,6 +7351,19 @@
     </w:p>
     <w:p>
       <w:pPr>
+        <w:spacing w:after="80" w:line="300" w:lineRule="auto"/>
+      </w:pPr>
+      <w:r>
+        <w:rPr>
+          <w:rFonts w:ascii="Times New Roman" w:hAnsi="Times New Roman" w:eastAsia="宋体"/>
+          <w:b w:val="0"/>
+          <w:sz w:val="21"/>
+        </w:rPr>
+        <w:t>截至 2026-09-12，M0–M6 已全部完成并逐项验收：1635 条自动化测试全绿（153 个套件），云函数镜像 27 个文件同步，端到端与弃权路径演练均通过。下表各里程碑标题前的「已完成」标记即为其状态。</w:t>
+      </w:r>
+    </w:p>
+    <w:p>
+      <w:pPr>
         <w:spacing w:before="200" w:after="120"/>
       </w:pPr>
       <w:r>
@@ -7360,7 +7373,7 @@
           <w:color w:val="1F4E79"/>
           <w:sz w:val="26"/>
         </w:rPr>
-        <w:t>M0 学院身份与注册（地基）</w:t>
+        <w:t>【已完成】M0 学院身份与注册（地基）</w:t>
       </w:r>
     </w:p>
     <w:tbl>
@@ -7791,7 +7804,7 @@
           <w:color w:val="1F4E79"/>
           <w:sz w:val="26"/>
         </w:rPr>
-        <w:t>M1 干事 = 学院负责人</w:t>
+        <w:t>【已完成】M1 干事 = 学院负责人</w:t>
       </w:r>
     </w:p>
     <w:tbl>
@@ -8222,7 +8235,7 @@
           <w:color w:val="1F4E79"/>
           <w:sz w:val="26"/>
         </w:rPr>
-        <w:t>M2 学院赛发布与名单制报名</w:t>
+        <w:t>【已完成】M2 学院赛发布与名单制报名</w:t>
       </w:r>
     </w:p>
     <w:tbl>
@@ -8809,7 +8822,7 @@
           <w:color w:val="1F4E79"/>
           <w:sz w:val="26"/>
         </w:rPr>
-        <w:t>M3 抽签、大场与排阵</w:t>
+        <w:t>【已完成】M3 抽签、大场与排阵</w:t>
       </w:r>
     </w:p>
     <w:tbl>
@@ -9396,7 +9409,7 @@
           <w:color w:val="1F4E79"/>
           <w:sz w:val="26"/>
         </w:rPr>
-        <w:t>M4 小场录分与大场汇总（含 ELO 立刻生效）</w:t>
+        <w:t>【已完成】M4 小场录分与大场汇总（含 ELO 立刻生效）</w:t>
       </w:r>
     </w:p>
     <w:tbl>
@@ -10139,7 +10152,7 @@
           <w:color w:val="1F4E79"/>
           <w:sz w:val="26"/>
         </w:rPr>
-        <w:t>M5 学院名次、个人赛弃权与结束</w:t>
+        <w:t>【已完成】M5 学院名次、个人赛弃权与结束</w:t>
       </w:r>
     </w:p>
     <w:tbl>
@@ -10648,7 +10661,7 @@
           <w:color w:val="1F4E79"/>
           <w:sz w:val="26"/>
         </w:rPr>
-        <w:t>M6 收尾与整体验收</w:t>
+        <w:t>【已完成】M6 收尾与整体验收</w:t>
       </w:r>
     </w:p>
     <w:tbl>
@@ -11679,13 +11692,14 @@
         <w:tblLook w:firstColumn="1" w:firstRow="1" w:lastColumn="0" w:lastRow="0" w:noHBand="0" w:noVBand="1" w:val="04A0"/>
       </w:tblPr>
       <w:tblGrid>
-        <w:gridCol w:w="4592"/>
-        <w:gridCol w:w="4592"/>
+        <w:gridCol w:w="3061"/>
+        <w:gridCol w:w="3061"/>
+        <w:gridCol w:w="3061"/>
       </w:tblGrid>
       <w:tr>
         <w:tc>
           <w:tcPr>
-            <w:tcW w:type="dxa" w:w="1247"/>
+            <w:tcW w:type="dxa" w:w="1134"/>
             <w:shd w:val="clear" w:fill="1F4E79"/>
           </w:tcPr>
           <w:p>
@@ -11706,7 +11720,7 @@
         </w:tc>
         <w:tc>
           <w:tcPr>
-            <w:tcW w:type="dxa" w:w="7937"/>
+            <w:tcW w:type="dxa" w:w="7143"/>
             <w:shd w:val="clear" w:fill="1F4E79"/>
           </w:tcPr>
           <w:p>
@@ -11725,11 +11739,32 @@
             </w:r>
           </w:p>
         </w:tc>
+        <w:tc>
+          <w:tcPr>
+            <w:tcW w:type="dxa" w:w="907"/>
+            <w:shd w:val="clear" w:fill="1F4E79"/>
+          </w:tcPr>
+          <w:p>
+            <w:pPr>
+              <w:jc w:val="center"/>
+            </w:pPr>
+            <w:r/>
+            <w:r>
+              <w:rPr>
+                <w:rFonts w:ascii="Times New Roman" w:hAnsi="Times New Roman" w:eastAsia="微软雅黑"/>
+                <w:b/>
+                <w:color w:val="FFFFFF"/>
+                <w:sz w:val="20"/>
+              </w:rPr>
+              <w:t>状态</w:t>
+            </w:r>
+          </w:p>
+        </w:tc>
       </w:tr>
       <w:tr>
         <w:tc>
           <w:tcPr>
-            <w:tcW w:type="dxa" w:w="1247"/>
+            <w:tcW w:type="dxa" w:w="1134"/>
           </w:tcPr>
           <w:p>
             <w:pPr>
@@ -11748,7 +11783,7 @@
         </w:tc>
         <w:tc>
           <w:tcPr>
-            <w:tcW w:type="dxa" w:w="7937"/>
+            <w:tcW w:type="dxa" w:w="7143"/>
           </w:tcPr>
           <w:p>
             <w:pPr>
@@ -11762,6 +11797,25 @@
                 <w:sz w:val="19"/>
               </w:rPr>
               <w:t>注册必须从 26 所学院中选一个，无「其他」；模拟数据全部合规</w:t>
+            </w:r>
+          </w:p>
+        </w:tc>
+        <w:tc>
+          <w:tcPr>
+            <w:tcW w:type="dxa" w:w="907"/>
+          </w:tcPr>
+          <w:p>
+            <w:pPr>
+              <w:spacing w:line="276" w:lineRule="auto"/>
+            </w:pPr>
+            <w:r/>
+            <w:r>
+              <w:rPr>
+                <w:rFonts w:ascii="Times New Roman" w:hAnsi="Times New Roman" w:eastAsia="宋体"/>
+                <w:b w:val="0"/>
+                <w:sz w:val="19"/>
+              </w:rPr>
+              <w:t>已完成</w:t>
             </w:r>
           </w:p>
         </w:tc>
@@ -11769,7 +11823,7 @@
       <w:tr>
         <w:tc>
           <w:tcPr>
-            <w:tcW w:type="dxa" w:w="1247"/>
+            <w:tcW w:type="dxa" w:w="1134"/>
           </w:tcPr>
           <w:p>
             <w:pPr>
@@ -11788,7 +11842,7 @@
         </w:tc>
         <w:tc>
           <w:tcPr>
-            <w:tcW w:type="dxa" w:w="7937"/>
+            <w:tcW w:type="dxa" w:w="7143"/>
           </w:tcPr>
           <w:p>
             <w:pPr>
@@ -11802,6 +11856,25 @@
                 <w:sz w:val="19"/>
               </w:rPr>
               <w:t>干事只能管本学院；管理员可通过头像任命干事并自动授权</w:t>
+            </w:r>
+          </w:p>
+        </w:tc>
+        <w:tc>
+          <w:tcPr>
+            <w:tcW w:type="dxa" w:w="907"/>
+          </w:tcPr>
+          <w:p>
+            <w:pPr>
+              <w:spacing w:line="276" w:lineRule="auto"/>
+            </w:pPr>
+            <w:r/>
+            <w:r>
+              <w:rPr>
+                <w:rFonts w:ascii="Times New Roman" w:hAnsi="Times New Roman" w:eastAsia="宋体"/>
+                <w:b w:val="0"/>
+                <w:sz w:val="19"/>
+              </w:rPr>
+              <w:t>已完成</w:t>
             </w:r>
           </w:p>
         </w:tc>
@@ -11809,7 +11882,7 @@
       <w:tr>
         <w:tc>
           <w:tcPr>
-            <w:tcW w:type="dxa" w:w="1247"/>
+            <w:tcW w:type="dxa" w:w="1134"/>
           </w:tcPr>
           <w:p>
             <w:pPr>
@@ -11828,7 +11901,7 @@
         </w:tc>
         <w:tc>
           <w:tcPr>
-            <w:tcW w:type="dxa" w:w="7937"/>
+            <w:tcW w:type="dxa" w:w="7143"/>
           </w:tcPr>
           <w:p>
             <w:pPr>
@@ -11842,6 +11915,25 @@
                 <w:sz w:val="19"/>
               </w:rPr>
               <w:t>学院负责人可提交名单，管理员可审核，人数与替补口径正确</w:t>
+            </w:r>
+          </w:p>
+        </w:tc>
+        <w:tc>
+          <w:tcPr>
+            <w:tcW w:type="dxa" w:w="907"/>
+          </w:tcPr>
+          <w:p>
+            <w:pPr>
+              <w:spacing w:line="276" w:lineRule="auto"/>
+            </w:pPr>
+            <w:r/>
+            <w:r>
+              <w:rPr>
+                <w:rFonts w:ascii="Times New Roman" w:hAnsi="Times New Roman" w:eastAsia="宋体"/>
+                <w:b w:val="0"/>
+                <w:sz w:val="19"/>
+              </w:rPr>
+              <w:t>已完成</w:t>
             </w:r>
           </w:p>
         </w:tc>
@@ -11849,7 +11941,7 @@
       <w:tr>
         <w:tc>
           <w:tcPr>
-            <w:tcW w:type="dxa" w:w="1247"/>
+            <w:tcW w:type="dxa" w:w="1134"/>
           </w:tcPr>
           <w:p>
             <w:pPr>
@@ -11868,7 +11960,7 @@
         </w:tc>
         <w:tc>
           <w:tcPr>
-            <w:tcW w:type="dxa" w:w="7937"/>
+            <w:tcW w:type="dxa" w:w="7143"/>
           </w:tcPr>
           <w:p>
             <w:pPr>
@@ -11882,6 +11974,25 @@
                 <w:sz w:val="19"/>
               </w:rPr>
               <w:t>抽签锁定名单；赛事级开始生成首轮大场；排阵可自动沿用上次并换替补；未排人不能提交</w:t>
+            </w:r>
+          </w:p>
+        </w:tc>
+        <w:tc>
+          <w:tcPr>
+            <w:tcW w:type="dxa" w:w="907"/>
+          </w:tcPr>
+          <w:p>
+            <w:pPr>
+              <w:spacing w:line="276" w:lineRule="auto"/>
+            </w:pPr>
+            <w:r/>
+            <w:r>
+              <w:rPr>
+                <w:rFonts w:ascii="Times New Roman" w:hAnsi="Times New Roman" w:eastAsia="宋体"/>
+                <w:b w:val="0"/>
+                <w:sz w:val="19"/>
+              </w:rPr>
+              <w:t>已完成</w:t>
             </w:r>
           </w:p>
         </w:tc>
@@ -11889,7 +12000,7 @@
       <w:tr>
         <w:tc>
           <w:tcPr>
-            <w:tcW w:type="dxa" w:w="1247"/>
+            <w:tcW w:type="dxa" w:w="1134"/>
           </w:tcPr>
           <w:p>
             <w:pPr>
@@ -11908,7 +12019,7 @@
         </w:tc>
         <w:tc>
           <w:tcPr>
-            <w:tcW w:type="dxa" w:w="7937"/>
+            <w:tcW w:type="dxa" w:w="7143"/>
           </w:tcPr>
           <w:p>
             <w:pPr>
@@ -11922,6 +12033,25 @@
                 <w:sz w:val="19"/>
               </w:rPr>
               <w:t>大场级开始需双方排阵齐；小场可录分确认；单打 ELO 立刻生效，双打不计分；四种汇总组合正确；胜者晋级下一轮</w:t>
+            </w:r>
+          </w:p>
+        </w:tc>
+        <w:tc>
+          <w:tcPr>
+            <w:tcW w:type="dxa" w:w="907"/>
+          </w:tcPr>
+          <w:p>
+            <w:pPr>
+              <w:spacing w:line="276" w:lineRule="auto"/>
+            </w:pPr>
+            <w:r/>
+            <w:r>
+              <w:rPr>
+                <w:rFonts w:ascii="Times New Roman" w:hAnsi="Times New Roman" w:eastAsia="宋体"/>
+                <w:b w:val="0"/>
+                <w:sz w:val="19"/>
+              </w:rPr>
+              <w:t>已完成</w:t>
             </w:r>
           </w:p>
         </w:tc>
@@ -11929,7 +12059,7 @@
       <w:tr>
         <w:tc>
           <w:tcPr>
-            <w:tcW w:type="dxa" w:w="1247"/>
+            <w:tcW w:type="dxa" w:w="1134"/>
           </w:tcPr>
           <w:p>
             <w:pPr>
@@ -11948,7 +12078,7 @@
         </w:tc>
         <w:tc>
           <w:tcPr>
-            <w:tcW w:type="dxa" w:w="7937"/>
+            <w:tcW w:type="dxa" w:w="7143"/>
           </w:tcPr>
           <w:p>
             <w:pPr>
@@ -11962,6 +12092,25 @@
                 <w:sz w:val="19"/>
               </w:rPr>
               <w:t>学院名次可录入，赛事结束；个人积分不受影响；弃权在学院赛与个人赛均可用且不计 ELO</w:t>
+            </w:r>
+          </w:p>
+        </w:tc>
+        <w:tc>
+          <w:tcPr>
+            <w:tcW w:type="dxa" w:w="907"/>
+          </w:tcPr>
+          <w:p>
+            <w:pPr>
+              <w:spacing w:line="276" w:lineRule="auto"/>
+            </w:pPr>
+            <w:r/>
+            <w:r>
+              <w:rPr>
+                <w:rFonts w:ascii="Times New Roman" w:hAnsi="Times New Roman" w:eastAsia="宋体"/>
+                <w:b w:val="0"/>
+                <w:sz w:val="19"/>
+              </w:rPr>
+              <w:t>已完成</w:t>
             </w:r>
           </w:p>
         </w:tc>
@@ -11969,7 +12118,7 @@
       <w:tr>
         <w:tc>
           <w:tcPr>
-            <w:tcW w:type="dxa" w:w="1247"/>
+            <w:tcW w:type="dxa" w:w="1134"/>
           </w:tcPr>
           <w:p>
             <w:pPr>
@@ -11988,7 +12137,7 @@
         </w:tc>
         <w:tc>
           <w:tcPr>
-            <w:tcW w:type="dxa" w:w="7937"/>
+            <w:tcW w:type="dxa" w:w="7143"/>
           </w:tcPr>
           <w:p>
             <w:pPr>
@@ -12002,6 +12151,25 @@
                 <w:sz w:val="19"/>
               </w:rPr>
               <w:t>全量回归通过，文档同步，端到端与弃权路径演练成功</w:t>
+            </w:r>
+          </w:p>
+        </w:tc>
+        <w:tc>
+          <w:tcPr>
+            <w:tcW w:type="dxa" w:w="907"/>
+          </w:tcPr>
+          <w:p>
+            <w:pPr>
+              <w:spacing w:line="276" w:lineRule="auto"/>
+            </w:pPr>
+            <w:r/>
+            <w:r>
+              <w:rPr>
+                <w:rFonts w:ascii="Times New Roman" w:hAnsi="Times New Roman" w:eastAsia="宋体"/>
+                <w:b w:val="0"/>
+                <w:sz w:val="19"/>
+              </w:rPr>
+              <w:t>已完成</w:t>
             </w:r>
           </w:p>
         </w:tc>
@@ -12310,7 +12478,7 @@
           <w:color w:val="595959"/>
           <w:sz w:val="19"/>
         </w:rPr>
-        <w:t>—— 规划结束。全部遗留项已闭环，按 M0–M6 顺序推进，每个里程碑独立验收；实现改动请同步回本文件。——</w:t>
+        <w:t>—— 施工结束。M0–M6 已按顺序全部完成并逐项验收：1635 条自动化测试全绿（153 个套件）、云函数镜像 27 个文件同步、端到端与弃权路径演练通过；后续实现改动请同步回本文件。——</w:t>
       </w:r>
     </w:p>
     <w:sectPr>

--- a/学院赛施工规划.docx
+++ b/学院赛施工规划.docx
@@ -14,7 +14,7 @@
           <w:color w:val="595959"/>
           <w:sz w:val="26"/>
         </w:rPr>
-        <w:t>中央民族大学匹克球俱乐部小程序</w:t>
+        <w:t>中央民族大学石榴籽体育管理小程序</w:t>
       </w:r>
     </w:p>
     <w:p>
@@ -3522,7 +3522,7 @@
                 <w:b w:val="0"/>
                 <w:sz w:val="19"/>
               </w:rPr>
-              <w:t>不变</w:t>
+              <w:t>仅管理员（2026-09-14 修订：撤销改写已生效的账本，录入者一并收回）</w:t>
             </w:r>
           </w:p>
         </w:tc>
@@ -5835,7 +5835,7 @@
           <w:b w:val="0"/>
           <w:sz w:val="21"/>
         </w:rPr>
-        <w:t>学院赛计入赛季的只有个人 ELO，随 resetSeason 的软重置一起压缩（D27）。</w:t>
+        <w:t>学院赛计入赛季的只有个人 ELO。等级分不做赛季重置，跨赛季连续累计（D27）。</w:t>
       </w:r>
     </w:p>
     <w:p>
